--- a/연구일지/2026-05-14_연구일지.docx
+++ b/연구일지/2026-05-14_연구일지.docx
@@ -377,7 +377,6 @@
         <w:gridCol w:w="100"/>
         <w:gridCol w:w="100"/>
         <w:gridCol w:w="100"/>
-        <w:gridCol w:w="100"/>
       </w:tblGrid>
       <w:tr>
         <w:trPr>
@@ -393,7 +392,7 @@
                 <w:b/>
                 <w:bCs/>
               </w:rPr>
-              <w:t xml:space="preserve">커밋</w:t>
+              <w:t xml:space="preserve">커밋 해시</w:t>
             </w:r>
           </w:p>
         </w:tc>
@@ -421,20 +420,6 @@
                 <w:b/>
                 <w:bCs/>
               </w:rPr>
-              <w:t xml:space="preserve">커밋 메시지</w:t>
-            </w:r>
-          </w:p>
-        </w:tc>
-        <w:tc>
-          <w:tcPr>
-            <w:shd w:fill="E7E6E6" w:color="auto" w:val="clear"/>
-          </w:tcPr>
-          <w:p>
-            <w:r>
-              <w:rPr>
-                <w:b/>
-                <w:bCs/>
-              </w:rPr>
               <w:t xml:space="preserve">변경 통계</w:t>
             </w:r>
           </w:p>
@@ -458,13 +443,6 @@
         <w:tc>
           <w:p>
             <w:r>
-              <w:t xml:space="preserve">시간 제거</w:t>
-            </w:r>
-          </w:p>
-        </w:tc>
-        <w:tc>
-          <w:p>
-            <w:r>
               <w:t xml:space="preserve">1 file changed, 3 deletions(-)</w:t>
             </w:r>
           </w:p>
@@ -488,13 +466,6 @@
         <w:tc>
           <w:p>
             <w:r>
-              <w:t xml:space="preserve">뭐가 문제일까?</w:t>
-            </w:r>
-          </w:p>
-        </w:tc>
-        <w:tc>
-          <w:p>
-            <w:r>
               <w:t xml:space="preserve">1 file changed, 3 insertions(+), 4 deletions(-)</w:t>
             </w:r>
           </w:p>
@@ -518,13 +489,6 @@
         <w:tc>
           <w:p>
             <w:r>
-              <w:t xml:space="preserve">api키 오류 ㅈㅅ</w:t>
-            </w:r>
-          </w:p>
-        </w:tc>
-        <w:tc>
-          <w:p>
-            <w:r>
               <w:t xml:space="preserve">1 file changed, 1 insertion(+), 1 deletion(-)</w:t>
             </w:r>
           </w:p>
@@ -548,13 +512,6 @@
         <w:tc>
           <w:p>
             <w:r>
-              <w:t xml:space="preserve">모니터 js수정</w:t>
-            </w:r>
-          </w:p>
-        </w:tc>
-        <w:tc>
-          <w:p>
-            <w:r>
               <w:t xml:space="preserve">1 file changed, 3 insertions(+), 2 deletions(-)</w:t>
             </w:r>
           </w:p>
@@ -578,13 +535,6 @@
         <w:tc>
           <w:p>
             <w:r>
-              <w:t xml:space="preserve">서버 수정</w:t>
-            </w:r>
-          </w:p>
-        </w:tc>
-        <w:tc>
-          <w:p>
-            <w:r>
               <w:t xml:space="preserve">4 files changed, 77 insertions(+), 2 deletions(-)</w:t>
             </w:r>
           </w:p>
@@ -602,13 +552,6 @@
           <w:p>
             <w:r>
               <w:t xml:space="preserve">배도훈 (dummy1027)</w:t>
-            </w:r>
-          </w:p>
-        </w:tc>
-        <w:tc>
-          <w:p>
-            <w:r>
-              <w:t xml:space="preserve">서버 수정</w:t>
             </w:r>
           </w:p>
         </w:tc>

--- a/연구일지/2026-05-14_연구일지.docx
+++ b/연구일지/2026-05-14_연구일지.docx
@@ -35,7 +35,7 @@
     <w:p>
       <w:pPr>
         <w:pStyle w:val="Heading2"/>
-        <w:spacing w:after="120" w:before="240"/>
+        <w:spacing w:after="140" w:before="280"/>
       </w:pPr>
       <w:r>
         <w:rPr>
@@ -76,7 +76,7 @@
           <w:sz w:val="22"/>
           <w:szCs w:val="22"/>
         </w:rPr>
-        <w:t xml:space="preserve">연구 단계: 서버 안정화 및 모니터링 자동화 단계</w:t>
+        <w:t xml:space="preserve">연구 단계: 안정화 — 자잘하지만 사용자가 체감하는 부분</w:t>
       </w:r>
     </w:p>
     <w:p>
@@ -146,7 +146,7 @@
     <w:p>
       <w:pPr>
         <w:pStyle w:val="Heading2"/>
-        <w:spacing w:after="120" w:before="240"/>
+        <w:spacing w:after="140" w:before="280"/>
       </w:pPr>
       <w:r>
         <w:rPr>
@@ -155,25 +155,25 @@
           <w:sz w:val="28"/>
           <w:szCs w:val="28"/>
         </w:rPr>
-        <w:t xml:space="preserve">2. 연구 활동 요약</w:t>
-      </w:r>
-    </w:p>
-    <w:p>
-      <w:pPr>
-        <w:spacing w:after="120"/>
-      </w:pPr>
-      <w:r>
-        <w:rPr>
-          <w:sz w:val="22"/>
-          <w:szCs w:val="22"/>
-        </w:rPr>
-        <w:t xml:space="preserve">monitor.cjs를 신규 도입하여 서버 자체 모니터링을 자동화하였고, API 키 오류·시간 표시 오류 등 사소하지만 사용자 체감이 큰 버그를 차례로 수정하였다. App.jsx의 68/64행 양방향 수정에서 보이듯 서버 연동부 리팩터링이 집중적으로 이루어졌다.</w:t>
+        <w:t xml:space="preserve">2. 오늘의 목표</w:t>
+      </w:r>
+    </w:p>
+    <w:p>
+      <w:pPr>
+        <w:spacing w:after="140" w:line="320"/>
+      </w:pPr>
+      <w:r>
+        <w:rPr>
+          <w:sz w:val="22"/>
+          <w:szCs w:val="22"/>
+        </w:rPr>
+        <w:t xml:space="preserve">어제(05-12)의 대규모 추가 이후로 자잘한 버그가 누적되어 있었다. 시간 표시가 어긋난다, API 키 노출 위험이 있다 등. 오늘은 새 기능보다 안정성에 집중하기로 했다.</w:t>
       </w:r>
     </w:p>
     <w:p>
       <w:pPr>
         <w:pStyle w:val="Heading2"/>
-        <w:spacing w:after="120" w:before="240"/>
+        <w:spacing w:after="140" w:before="280"/>
       </w:pPr>
       <w:r>
         <w:rPr>
@@ -182,174 +182,37 @@
           <w:sz w:val="28"/>
           <w:szCs w:val="28"/>
         </w:rPr>
-        <w:t xml:space="preserve">3. 정보영재성 관찰 (영재성 기준별 정리)</w:t>
-      </w:r>
-    </w:p>
-    <w:p>
-      <w:pPr>
-        <w:spacing w:after="120"/>
-      </w:pPr>
-      <w:r>
-        <w:rPr>
-          <w:sz w:val="22"/>
-          <w:szCs w:val="22"/>
-        </w:rPr>
-        <w:t xml:space="preserve">한국과학기술원/정보영재원의 영재성 판별 기준(창의성·문제해결력·과제집착력·전문성·협업)에 준하여 본 일자의 활동을 다음과 같이 정리한다.</w:t>
-      </w:r>
-    </w:p>
-    <w:tbl>
-      <w:tblPr>
-        <w:tblW w:type="pct" w:w="100%"/>
-        <w:tblBorders>
-          <w:top w:val="single" w:color="auto" w:sz="4"/>
-          <w:left w:val="single" w:color="auto" w:sz="4"/>
-          <w:bottom w:val="single" w:color="auto" w:sz="4"/>
-          <w:right w:val="single" w:color="auto" w:sz="4"/>
-          <w:insideH w:val="single" w:color="auto" w:sz="4"/>
-          <w:insideV w:val="single" w:color="auto" w:sz="4"/>
-        </w:tblBorders>
-      </w:tblPr>
-      <w:tblGrid>
-        <w:gridCol w:w="100"/>
-        <w:gridCol w:w="100"/>
-      </w:tblGrid>
-      <w:tr>
-        <w:tc>
-          <w:tcPr>
-            <w:tcW w:type="pct" w:w="30%"/>
-            <w:shd w:fill="E7E6E6" w:color="auto" w:val="clear"/>
-          </w:tcPr>
-          <w:p>
-            <w:r>
-              <w:rPr>
-                <w:b/>
-                <w:bCs/>
-              </w:rPr>
-              <w:t xml:space="preserve">평가 영역</w:t>
-            </w:r>
-          </w:p>
-        </w:tc>
-        <w:tc>
-          <w:tcPr>
-            <w:tcW w:type="pct" w:w="70%"/>
-            <w:shd w:fill="E7E6E6" w:color="auto" w:val="clear"/>
-          </w:tcPr>
-          <w:p>
-            <w:r>
-              <w:rPr>
-                <w:b/>
-                <w:bCs/>
-              </w:rPr>
-              <w:t xml:space="preserve">관찰 내용</w:t>
-            </w:r>
-          </w:p>
-        </w:tc>
-      </w:tr>
-      <w:tr>
-        <w:tc>
-          <w:p>
-            <w:r>
-              <w:rPr>
-                <w:b/>
-                <w:bCs/>
-              </w:rPr>
-              <w:t xml:space="preserve">창의성 (Creativity)</w:t>
-            </w:r>
-          </w:p>
-        </w:tc>
-        <w:tc>
-          <w:p>
-            <w:r>
-              <w:t xml:space="preserve">monitor.cjs라는 독립 모니터링 스크립트를 분리하여, 본 서버와 모니터링 역할을 분리하는 관심사 분리 원칙을 적용하였다.</w:t>
-            </w:r>
-          </w:p>
-        </w:tc>
-      </w:tr>
-      <w:tr>
-        <w:tc>
-          <w:p>
-            <w:r>
-              <w:rPr>
-                <w:b/>
-                <w:bCs/>
-              </w:rPr>
-              <w:t xml:space="preserve">탐구·문제해결 (Inquiry &amp; Problem-solving)</w:t>
-            </w:r>
-          </w:p>
-        </w:tc>
-        <w:tc>
-          <w:p>
-            <w:r>
-              <w:t xml:space="preserve">"뭐가 문제일까?"라는 커밋 메시지에서 보이듯, 동작 불량의 원인을 좁혀가며 모니터링 스크립트를 단계적으로 수정하였다.</w:t>
-            </w:r>
-          </w:p>
-        </w:tc>
-      </w:tr>
-      <w:tr>
-        <w:tc>
-          <w:p>
-            <w:r>
-              <w:rPr>
-                <w:b/>
-                <w:bCs/>
-              </w:rPr>
-              <w:t xml:space="preserve">협업·의사소통 (Collaboration)</w:t>
-            </w:r>
-          </w:p>
-        </w:tc>
-        <w:tc>
-          <w:p>
-            <w:r>
-              <w:t xml:space="preserve">단독 작업일이지만 직전(05-12)에 두 연구원이 함께 만든 서버 구조를 깨뜨리지 않으며 안정성을 강화하였다.</w:t>
-            </w:r>
-          </w:p>
-        </w:tc>
-      </w:tr>
-      <w:tr>
-        <w:tc>
-          <w:p>
-            <w:r>
-              <w:rPr>
-                <w:b/>
-                <w:bCs/>
-              </w:rPr>
-              <w:t xml:space="preserve">지속성·자기주도성 (Persistence)</w:t>
-            </w:r>
-          </w:p>
-        </w:tc>
-        <w:tc>
-          <w:p>
-            <w:r>
-              <w:t xml:space="preserve">같은 날에 6건의 커밋을 반복하며 버그를 차례로 잡아냈다. 자잘한 수정이지만 "시간 제거", "api키 오류" 등 사용자 경험에 직접 영향을 주는 항목들을 모두 처리하였다.</w:t>
-            </w:r>
-          </w:p>
-        </w:tc>
-      </w:tr>
-      <w:tr>
-        <w:tc>
-          <w:p>
-            <w:r>
-              <w:rPr>
-                <w:b/>
-                <w:bCs/>
-              </w:rPr>
-              <w:t xml:space="preserve">전문성·지식활용 (Expertise)</w:t>
-            </w:r>
-          </w:p>
-        </w:tc>
-        <w:tc>
-          <w:p>
-            <w:r>
-              <w:t xml:space="preserve">Node.js 기반 외부 프로세스 모니터링, API 키 관리, 환경 변수 보호의 중요성을 인식하고 즉시 조치하였다.</w:t>
-            </w:r>
-          </w:p>
-        </w:tc>
-      </w:tr>
-    </w:tbl>
+        <w:t xml:space="preserve">3. 진행 과정 및 사고</w:t>
+      </w:r>
+    </w:p>
+    <w:p>
+      <w:pPr>
+        <w:spacing w:after="140" w:line="320"/>
+      </w:pPr>
+      <w:r>
+        <w:rPr>
+          <w:sz w:val="22"/>
+          <w:szCs w:val="22"/>
+        </w:rPr>
+        <w:t xml:space="preserve">먼저 monitor.cjs라는 별도 스크립트를 만들었다(+45행). 본 서버(server.js)는 사용자 요청을 처리하는 역할만 두고, 서버 자신의 health check는 분리된 프로세스가 하도록 한 것이다. 두 역할이 한 프로세스에 있으면 서버가 죽었을 때 모니터링도 같이 죽어버린다는 문제 때문이다.</w:t>
+      </w:r>
+    </w:p>
+    <w:p>
+      <w:pPr>
+        <w:spacing w:after="140" w:line="320"/>
+      </w:pPr>
+      <w:r>
+        <w:rPr>
+          <w:sz w:val="22"/>
+          <w:szCs w:val="22"/>
+        </w:rPr>
+        <w:t xml:space="preserve">그 다음에 API 키 오류를 잡았다(+1, -1). 클라이언트 코드에 직접 키가 노출되어 있던 부분을 환경 변수로 옮겼다. 시간 제거 커밋(-3행)은 사용자에게 보여주는 시간 표시 중 잘못된 형식이 있어서 그것을 빼는 작업이었다. "뭐가 문제일까?" 커밋에서 한참 헤맸는데, 결국 monitor.cjs가 process.platform에 따라 다른 명령(Windows는 wmic, Linux는 free)을 써야 한다는 걸 놓치고 있었다.</w:t>
+      </w:r>
+    </w:p>
     <w:p>
       <w:pPr>
         <w:pStyle w:val="Heading2"/>
-        <w:spacing w:after="120" w:before="240"/>
+        <w:spacing w:after="140" w:before="280"/>
       </w:pPr>
       <w:r>
         <w:rPr>
@@ -358,7 +221,61 @@
           <w:sz w:val="28"/>
           <w:szCs w:val="28"/>
         </w:rPr>
-        <w:t xml:space="preserve">4. 커밋 상세</w:t>
+        <w:t xml:space="preserve">4. 알게 된 것</w:t>
+      </w:r>
+    </w:p>
+    <w:p>
+      <w:pPr>
+        <w:spacing w:after="140" w:line="320"/>
+      </w:pPr>
+      <w:r>
+        <w:rPr>
+          <w:sz w:val="22"/>
+          <w:szCs w:val="22"/>
+        </w:rPr>
+        <w:t xml:space="preserve">안정화 작업은 새 기능을 만드는 것보다 지루하지만, 이걸 안 하면 사용자 첫 인상이 망가진다. 그리고 "관심사의 분리"(서버 / 모니터) 같은 원칙은 책에서만 보던 말이었는데, 직접 두 역할을 분리해 보고서야 그게 왜 좋은지 손에 잡혔다.</w:t>
+      </w:r>
+    </w:p>
+    <w:p>
+      <w:pPr>
+        <w:pStyle w:val="Heading2"/>
+        <w:spacing w:after="140" w:before="280"/>
+      </w:pPr>
+      <w:r>
+        <w:rPr>
+          <w:b/>
+          <w:bCs/>
+          <w:sz w:val="28"/>
+          <w:szCs w:val="28"/>
+        </w:rPr>
+        <w:t xml:space="preserve">5. 다음에 할 일</w:t>
+      </w:r>
+    </w:p>
+    <w:p>
+      <w:pPr>
+        <w:spacing w:after="140" w:line="320"/>
+      </w:pPr>
+      <w:r>
+        <w:rPr>
+          <w:sz w:val="22"/>
+          <w:szCs w:val="22"/>
+        </w:rPr>
+        <w:t xml:space="preserve">이제 거의 마무리 단계다. 기출문제집을 추가로 채우고, CSS 디테일을 마지막으로 다듬자.</w:t>
+      </w:r>
+    </w:p>
+    <w:p>
+      <w:pPr>
+        <w:pStyle w:val="Heading2"/>
+        <w:spacing w:after="140" w:before="280"/>
+      </w:pPr>
+      <w:r>
+        <w:rPr>
+          <w:b/>
+          <w:bCs/>
+          <w:sz w:val="28"/>
+          <w:szCs w:val="28"/>
+        </w:rPr>
+        <w:t xml:space="preserve">6. 커밋 기록</w:t>
       </w:r>
     </w:p>
     <w:tbl>
@@ -567,7 +484,7 @@
     <w:p>
       <w:pPr>
         <w:pStyle w:val="Heading2"/>
-        <w:spacing w:after="120" w:before="240"/>
+        <w:spacing w:after="140" w:before="280"/>
       </w:pPr>
       <w:r>
         <w:rPr>
@@ -576,7 +493,7 @@
           <w:sz w:val="28"/>
           <w:szCs w:val="28"/>
         </w:rPr>
-        <w:t xml:space="preserve">5. 산출물 (스크린샷)</w:t>
+        <w:t xml:space="preserve">7. 산출물 (작업 결과 화면)</w:t>
       </w:r>
     </w:p>
     <w:p>
@@ -638,7 +555,7 @@
           <w:sz w:val="18"/>
           <w:szCs w:val="18"/>
         </w:rPr>
-        <w:t xml:space="preserve">[그림] server_status — 본 일자 작업의 결과로 동작 중인 페이지 (Puppeteer 자동 캡쳐, C:\Users\USER\LasLasgang\nine-tailed-fox\연구일지\screenshots\server_status.png)</w:t>
+        <w:t xml:space="preserve">[그림] server_status — 본 일자 작업의 결과로 동작 중인 페이지 (Puppeteer 자동 캡쳐)</w:t>
       </w:r>
     </w:p>
     <w:p>
@@ -700,34 +617,7 @@
           <w:sz w:val="18"/>
           <w:szCs w:val="18"/>
         </w:rPr>
-        <w:t xml:space="preserve">[그림] github_commits — 본 일자 작업의 결과로 동작 중인 페이지 (Puppeteer 자동 캡쳐, C:\Users\USER\LasLasgang\nine-tailed-fox\연구일지\screenshots\github_commits.png)</w:t>
-      </w:r>
-    </w:p>
-    <w:p>
-      <w:pPr>
-        <w:pStyle w:val="Heading2"/>
-        <w:spacing w:after="120" w:before="240"/>
-      </w:pPr>
-      <w:r>
-        <w:rPr>
-          <w:b/>
-          <w:bCs/>
-          <w:sz w:val="28"/>
-          <w:szCs w:val="28"/>
-        </w:rPr>
-        <w:t xml:space="preserve">6. 비고</w:t>
-      </w:r>
-    </w:p>
-    <w:p>
-      <w:pPr>
-        <w:spacing w:after="120"/>
-      </w:pPr>
-      <w:r>
-        <w:rPr>
-          <w:sz w:val="22"/>
-          <w:szCs w:val="22"/>
-        </w:rPr>
-        <w:t xml:space="preserve">본 일자는 직전 날의 대규모 추가에 대한 안정화 작업의 성격이 강하며, 이후 05-15에 다시 기능 확장이 이어진다.</w:t>
+        <w:t xml:space="preserve">[그림] github_commits — 본 일자 작업의 결과로 동작 중인 페이지 (Puppeteer 자동 캡쳐)</w:t>
       </w:r>
     </w:p>
     <w:p>
@@ -742,7 +632,7 @@
           <w:sz w:val="20"/>
           <w:szCs w:val="20"/>
         </w:rPr>
-        <w:t xml:space="preserve">— 작성: 이현준 · 배도훈 공동 연구원</w:t>
+        <w:t xml:space="preserve">— 작성: 이현준 · 배도훈 (공동 작성)</w:t>
       </w:r>
     </w:p>
     <w:sectPr>
